--- a/Flujo trabajo FSII.docx
+++ b/Flujo trabajo FSII.docx
@@ -186,6 +186,137 @@
       <w:r>
         <w:t>2-3 Prototipos genéricos para repetir 1-2 de ellos en cada página</w:t>
       </w:r>
+    </w:p>
+    <w:p/>
+    <w:p>
+      <w:proofErr w:type="spellStart"/>
+      <w:r>
+        <w:t>Menu</w:t>
+      </w:r>
+      <w:proofErr w:type="spellEnd"/>
+      <w:r>
+        <w:t xml:space="preserve"> barra superior izquierda:</w:t>
+      </w:r>
+    </w:p>
+    <w:p>
+      <w:pPr>
+        <w:pStyle w:val="Prrafodelista"/>
+        <w:numPr>
+          <w:ilvl w:val="0"/>
+          <w:numId w:val="1"/>
+        </w:numPr>
+      </w:pPr>
+      <w:r>
+        <w:t>Inicio</w:t>
+      </w:r>
+      <w:r>
+        <w:t xml:space="preserve"> / Home</w:t>
+      </w:r>
+    </w:p>
+    <w:p>
+      <w:pPr>
+        <w:pStyle w:val="Prrafodelista"/>
+        <w:numPr>
+          <w:ilvl w:val="0"/>
+          <w:numId w:val="1"/>
+        </w:numPr>
+      </w:pPr>
+      <w:r>
+        <w:t>Productos / Catálogo</w:t>
+      </w:r>
+    </w:p>
+    <w:p>
+      <w:pPr>
+        <w:pStyle w:val="Prrafodelista"/>
+        <w:numPr>
+          <w:ilvl w:val="1"/>
+          <w:numId w:val="1"/>
+        </w:numPr>
+      </w:pPr>
+      <w:r>
+        <w:t>2/3 productos funcionales con su página y sus características</w:t>
+      </w:r>
+    </w:p>
+    <w:p>
+      <w:pPr>
+        <w:pStyle w:val="Prrafodelista"/>
+        <w:numPr>
+          <w:ilvl w:val="0"/>
+          <w:numId w:val="1"/>
+        </w:numPr>
+      </w:pPr>
+      <w:proofErr w:type="spellStart"/>
+      <w:r>
+        <w:t>Login</w:t>
+      </w:r>
+      <w:proofErr w:type="spellEnd"/>
+    </w:p>
+    <w:p>
+      <w:pPr>
+        <w:pStyle w:val="Prrafodelista"/>
+        <w:numPr>
+          <w:ilvl w:val="0"/>
+          <w:numId w:val="1"/>
+        </w:numPr>
+      </w:pPr>
+      <w:r>
+        <w:t>Crear usuario</w:t>
+      </w:r>
+    </w:p>
+    <w:p>
+      <w:pPr>
+        <w:pStyle w:val="Prrafodelista"/>
+        <w:numPr>
+          <w:ilvl w:val="0"/>
+          <w:numId w:val="1"/>
+        </w:numPr>
+      </w:pPr>
+      <w:r>
+        <w:t>Nosotros</w:t>
+      </w:r>
+      <w:r>
+        <w:t xml:space="preserve"> / Quienes Somos</w:t>
+      </w:r>
+    </w:p>
+    <w:p>
+      <w:pPr>
+        <w:pStyle w:val="Prrafodelista"/>
+        <w:numPr>
+          <w:ilvl w:val="0"/>
+          <w:numId w:val="1"/>
+        </w:numPr>
+      </w:pPr>
+      <w:r>
+        <w:t>Carrito</w:t>
+      </w:r>
+    </w:p>
+    <w:p>
+      <w:pPr>
+        <w:pStyle w:val="Prrafodelista"/>
+        <w:numPr>
+          <w:ilvl w:val="0"/>
+          <w:numId w:val="1"/>
+        </w:numPr>
+      </w:pPr>
+      <w:proofErr w:type="spellStart"/>
+      <w:r>
+        <w:t>Contactanos</w:t>
+      </w:r>
+      <w:proofErr w:type="spellEnd"/>
+    </w:p>
+    <w:p>
+      <w:r>
+        <w:t>Páginas estáticas:</w:t>
+      </w:r>
+    </w:p>
+    <w:p>
+      <w:pPr>
+        <w:pStyle w:val="Prrafodelista"/>
+        <w:numPr>
+          <w:ilvl w:val="0"/>
+          <w:numId w:val="1"/>
+        </w:numPr>
+      </w:pPr>
     </w:p>
     <w:p/>
     <w:p/>
